--- a/examples/transf/doc/72-curvature-maximum.docx
+++ b/examples/transf/doc/72-curvature-maximum.docx
@@ -832,7 +832,7 @@
               <a:graphicData uri="http://schemas.openxmlformats.org/drawingml/2006/picture">
                 <pic:pic>
                   <pic:nvPicPr>
-                    <pic:cNvPr descr="/home/gpca/daltoolbox/examples/transf/doc/21-curvature-maximum_files/2bebf32684b72c6aed98214bf2e3b30f6b9b2f5d.png" id="11" name="Picture"/>
+                    <pic:cNvPr descr="/home/gpca/daltoolbox/examples/transf/doc/72-curvature-maximum_files/2bebf32684b72c6aed98214bf2e3b30f6b9b2f5d.png" id="11" name="Picture"/>
                     <pic:cNvPicPr>
                       <a:picLocks noChangeArrowheads="1" noChangeAspect="1"/>
                     </pic:cNvPicPr>
@@ -1452,7 +1452,7 @@
               <a:graphicData uri="http://schemas.openxmlformats.org/drawingml/2006/picture">
                 <pic:pic>
                   <pic:nvPicPr>
-                    <pic:cNvPr descr="/home/gpca/daltoolbox/examples/transf/doc/21-curvature-maximum_files/961382b878976b0a8400dbeda27515fe94a1e9da.png" id="14" name="Picture"/>
+                    <pic:cNvPr descr="/home/gpca/daltoolbox/examples/transf/doc/72-curvature-maximum_files/961382b878976b0a8400dbeda27515fe94a1e9da.png" id="14" name="Picture"/>
                     <pic:cNvPicPr>
                       <a:picLocks noChangeArrowheads="1" noChangeAspect="1"/>
                     </pic:cNvPicPr>
@@ -1733,7 +1733,7 @@
               <a:graphicData uri="http://schemas.openxmlformats.org/drawingml/2006/picture">
                 <pic:pic>
                   <pic:nvPicPr>
-                    <pic:cNvPr descr="/home/gpca/daltoolbox/examples/transf/doc/21-curvature-maximum_files/11bfc623710708999df440cadbfc9540362bc6b9.png" id="17" name="Picture"/>
+                    <pic:cNvPr descr="/home/gpca/daltoolbox/examples/transf/doc/72-curvature-maximum_files/11bfc623710708999df440cadbfc9540362bc6b9.png" id="17" name="Picture"/>
                     <pic:cNvPicPr>
                       <a:picLocks noChangeArrowheads="1" noChangeAspect="1"/>
                     </pic:cNvPicPr>
